--- a/Project/Project abstract submission form-FEDF(3).docx
+++ b/Project/Project abstract submission form-FEDF(3).docx
@@ -25,7 +25,6 @@
         </w:rPr>
         <w:t xml:space="preserve"> </w:t>
       </w:r>
-      <w:proofErr w:type="gramStart"/>
       <w:r>
         <w:rPr>
           <w:b/>
@@ -38,15 +37,7 @@
           <w:b/>
           <w:bCs/>
         </w:rPr>
-        <w:t> 25</w:t>
-      </w:r>
-      <w:proofErr w:type="gramEnd"/>
-      <w:r>
-        <w:rPr>
-          <w:b/>
-          <w:bCs/>
-        </w:rPr>
-        <w:t>CS1201E</w:t>
+        <w:t>25CS1201E</w:t>
       </w:r>
       <w:r>
         <w:rPr>
@@ -127,30 +118,6 @@
         </w:rPr>
         <w:t xml:space="preserve">                      </w:t>
       </w:r>
-      <w:r>
-        <w:rPr>
-          <w:b/>
-          <w:bCs/>
-        </w:rPr>
-        <w:tab/>
-      </w:r>
-      <w:r>
-        <w:rPr>
-          <w:b/>
-          <w:bCs/>
-        </w:rPr>
-        <w:tab/>
-      </w:r>
-    </w:p>
-    <w:p>
-      <w:pPr>
-        <w:jc w:val="center"/>
-        <w:rPr>
-          <w:b/>
-          <w:bCs/>
-          <w:lang w:val="en-IN"/>
-        </w:rPr>
-      </w:pPr>
     </w:p>
     <w:tbl>
       <w:tblPr>
@@ -475,42 +442,6 @@
           <w:lang w:val="en-IN"/>
         </w:rPr>
       </w:pPr>
-    </w:p>
-    <w:p>
-      <w:pPr>
-        <w:rPr>
-          <w:b/>
-          <w:bCs/>
-          <w:lang w:val="en-IN"/>
-        </w:rPr>
-      </w:pPr>
-    </w:p>
-    <w:p>
-      <w:pPr>
-        <w:rPr>
-          <w:b/>
-          <w:bCs/>
-          <w:lang w:val="en-IN"/>
-        </w:rPr>
-      </w:pPr>
-    </w:p>
-    <w:p>
-      <w:pPr>
-        <w:rPr>
-          <w:b/>
-          <w:bCs/>
-          <w:lang w:val="en-IN"/>
-        </w:rPr>
-      </w:pPr>
-    </w:p>
-    <w:p>
-      <w:pPr>
-        <w:rPr>
-          <w:b/>
-          <w:bCs/>
-          <w:lang w:val="en-IN"/>
-        </w:rPr>
-      </w:pPr>
       <w:r>
         <w:rPr>
           <w:b/>
@@ -541,24 +472,6 @@
         </w:rPr>
         <w:t>Existing driving license application portals often have complex navigation, unclear application tracking, and limited user guidance, making the process difficult for first-time users. Users may face confusion regarding application steps, required documents, and status updates. The aim of this project is to develop a user-friendly frontend-based Driving License Application Portal that simplifies the process through clear navigation, visual progress tracking, eligibility checking, and interactive user assistance.</w:t>
       </w:r>
-    </w:p>
-    <w:p>
-      <w:pPr>
-        <w:rPr>
-          <w:b/>
-          <w:bCs/>
-          <w:lang w:val="en-IN"/>
-        </w:rPr>
-      </w:pPr>
-    </w:p>
-    <w:p>
-      <w:pPr>
-        <w:rPr>
-          <w:b/>
-          <w:bCs/>
-          <w:lang w:val="en-IN"/>
-        </w:rPr>
-      </w:pPr>
     </w:p>
     <w:p>
       <w:pPr>
@@ -661,71 +574,6 @@
     <w:p>
       <w:pPr>
         <w:rPr>
-          <w:lang w:val="en-IN"/>
-        </w:rPr>
-      </w:pPr>
-    </w:p>
-    <w:p>
-      <w:pPr>
-        <w:rPr>
-          <w:lang w:val="en-IN"/>
-        </w:rPr>
-      </w:pPr>
-    </w:p>
-    <w:p>
-      <w:pPr>
-        <w:rPr>
-          <w:lang w:val="en-IN"/>
-        </w:rPr>
-      </w:pPr>
-    </w:p>
-    <w:p>
-      <w:pPr>
-        <w:rPr>
-          <w:lang w:val="en-IN"/>
-        </w:rPr>
-      </w:pPr>
-    </w:p>
-    <w:p>
-      <w:pPr>
-        <w:rPr>
-          <w:lang w:val="en-IN"/>
-        </w:rPr>
-      </w:pPr>
-    </w:p>
-    <w:p>
-      <w:pPr>
-        <w:rPr>
-          <w:lang w:val="en-IN"/>
-        </w:rPr>
-      </w:pPr>
-    </w:p>
-    <w:p>
-      <w:pPr>
-        <w:rPr>
-          <w:lang w:val="en-IN"/>
-        </w:rPr>
-      </w:pPr>
-    </w:p>
-    <w:p>
-      <w:pPr>
-        <w:rPr>
-          <w:lang w:val="en-IN"/>
-        </w:rPr>
-      </w:pPr>
-    </w:p>
-    <w:p>
-      <w:pPr>
-        <w:rPr>
-          <w:b/>
-          <w:bCs/>
-          <w:lang w:val="en-IN"/>
-        </w:rPr>
-      </w:pPr>
-    </w:p>
-    <w:p>
-      <w:pPr>
-        <w:rPr>
           <w:b/>
           <w:bCs/>
           <w:lang w:val="en-IN"/>
@@ -779,83 +627,76 @@
     </w:p>
     <w:tbl>
       <w:tblPr>
+        <w:tblStyle w:val="TableGrid"/>
         <w:tblW w:w="0" w:type="auto"/>
-        <w:tblCellSpacing w:w="15" w:type="dxa"/>
-        <w:tblCellMar>
-          <w:top w:w="15" w:type="dxa"/>
-          <w:left w:w="15" w:type="dxa"/>
-          <w:bottom w:w="15" w:type="dxa"/>
-          <w:right w:w="15" w:type="dxa"/>
-        </w:tblCellMar>
         <w:tblLook w:val="04A0" w:firstRow="1" w:lastRow="0" w:firstColumn="1" w:lastColumn="0" w:noHBand="0" w:noVBand="1"/>
       </w:tblPr>
       <w:tblGrid>
-        <w:gridCol w:w="1899"/>
-        <w:gridCol w:w="7821"/>
+        <w:gridCol w:w="3236"/>
+        <w:gridCol w:w="3237"/>
+        <w:gridCol w:w="3237"/>
       </w:tblGrid>
       <w:tr>
-        <w:trPr>
-          <w:tblHeader/>
-          <w:tblCellSpacing w:w="15" w:type="dxa"/>
-        </w:trPr>
         <w:tc>
           <w:tcPr>
-            <w:tcW w:w="0" w:type="auto"/>
-            <w:vAlign w:val="center"/>
-            <w:hideMark/>
+            <w:tcW w:w="3236" w:type="dxa"/>
           </w:tcPr>
           <w:p>
             <w:pPr>
               <w:rPr>
-                <w:b/>
-                <w:bCs/>
                 <w:lang w:val="en-IN"/>
               </w:rPr>
             </w:pPr>
             <w:r>
               <w:rPr>
-                <w:b/>
-                <w:bCs/>
-                <w:lang w:val="en-IN"/>
-              </w:rPr>
-              <w:t>Module</w:t>
+                <w:lang w:val="en-IN"/>
+              </w:rPr>
+              <w:t>Modules</w:t>
             </w:r>
           </w:p>
         </w:tc>
         <w:tc>
           <w:tcPr>
-            <w:tcW w:w="0" w:type="auto"/>
-            <w:vAlign w:val="center"/>
-            <w:hideMark/>
+            <w:tcW w:w="3237" w:type="dxa"/>
           </w:tcPr>
           <w:p>
             <w:pPr>
               <w:rPr>
-                <w:b/>
-                <w:bCs/>
                 <w:lang w:val="en-IN"/>
               </w:rPr>
             </w:pPr>
             <w:r>
               <w:rPr>
-                <w:b/>
-                <w:bCs/>
-                <w:lang w:val="en-IN"/>
-              </w:rPr>
-              <w:t>Sections / Features Included</w:t>
+                <w:lang w:val="en-IN"/>
+              </w:rPr>
+              <w:t>Assigned roll numbers</w:t>
+            </w:r>
+          </w:p>
+        </w:tc>
+        <w:tc>
+          <w:tcPr>
+            <w:tcW w:w="3237" w:type="dxa"/>
+          </w:tcPr>
+          <w:p>
+            <w:pPr>
+              <w:jc w:val="center"/>
+              <w:rPr>
+                <w:lang w:val="en-IN"/>
+              </w:rPr>
+            </w:pPr>
+            <w:r>
+              <w:rPr>
+                <w:lang w:val="en-IN"/>
+              </w:rPr>
+              <w:t>Signature</w:t>
             </w:r>
           </w:p>
         </w:tc>
       </w:tr>
       <w:tr>
-        <w:trPr>
-          <w:tblCellSpacing w:w="15" w:type="dxa"/>
-        </w:trPr>
         <w:tc>
           <w:tcPr>
-            <w:tcW w:w="0" w:type="auto"/>
-            <w:vAlign w:val="center"/>
-            <w:hideMark/>
+            <w:tcW w:w="3236" w:type="dxa"/>
           </w:tcPr>
           <w:p>
             <w:pPr>
@@ -865,8 +706,6 @@
             </w:pPr>
             <w:r>
               <w:rPr>
-                <w:b/>
-                <w:bCs/>
                 <w:lang w:val="en-IN"/>
               </w:rPr>
               <w:t>Home Page</w:t>
@@ -875,9 +714,7 @@
         </w:tc>
         <w:tc>
           <w:tcPr>
-            <w:tcW w:w="0" w:type="auto"/>
-            <w:vAlign w:val="center"/>
-            <w:hideMark/>
+            <w:tcW w:w="3237" w:type="dxa"/>
           </w:tcPr>
           <w:p>
             <w:pPr>
@@ -889,42 +726,13 @@
               <w:rPr>
                 <w:lang w:val="en-IN"/>
               </w:rPr>
-              <w:t>Portal introduction, process steps, required documents and information, navigation bar, quick access buttons, announcements, and user guidance section</w:t>
-            </w:r>
-          </w:p>
-        </w:tc>
-      </w:tr>
-      <w:tr>
-        <w:trPr>
-          <w:tblCellSpacing w:w="15" w:type="dxa"/>
-        </w:trPr>
-        <w:tc>
-          <w:tcPr>
-            <w:tcW w:w="0" w:type="auto"/>
-            <w:vAlign w:val="center"/>
-            <w:hideMark/>
-          </w:tcPr>
-          <w:p>
-            <w:pPr>
-              <w:rPr>
-                <w:lang w:val="en-IN"/>
-              </w:rPr>
-            </w:pPr>
-            <w:r>
-              <w:rPr>
-                <w:b/>
-                <w:bCs/>
-                <w:lang w:val="en-IN"/>
-              </w:rPr>
-              <w:t>Driving License Application Page</w:t>
+              <w:t>2520030594</w:t>
             </w:r>
           </w:p>
         </w:tc>
         <w:tc>
           <w:tcPr>
-            <w:tcW w:w="0" w:type="auto"/>
-            <w:vAlign w:val="center"/>
-            <w:hideMark/>
+            <w:tcW w:w="3237" w:type="dxa"/>
           </w:tcPr>
           <w:p>
             <w:pPr>
@@ -932,46 +740,13 @@
                 <w:lang w:val="en-IN"/>
               </w:rPr>
             </w:pPr>
-            <w:r>
-              <w:rPr>
-                <w:lang w:val="en-IN"/>
-              </w:rPr>
-              <w:t xml:space="preserve">Eligibility checking, applicant details, licence type selection, RTO selection, vehicle class selection, document verification, fee payment, driving test slot booking, instructions section, and confirmation </w:t>
-            </w:r>
-            <w:proofErr w:type="spellStart"/>
-            <w:proofErr w:type="gramStart"/>
-            <w:r>
-              <w:rPr>
-                <w:lang w:val="en-IN"/>
-              </w:rPr>
-              <w:t>page</w:t>
-            </w:r>
-            <w:r>
-              <w:rPr>
-                <w:lang w:val="en-IN"/>
-              </w:rPr>
-              <w:t>,payment</w:t>
-            </w:r>
-            <w:proofErr w:type="spellEnd"/>
-            <w:proofErr w:type="gramEnd"/>
-            <w:r>
-              <w:rPr>
-                <w:lang w:val="en-IN"/>
-              </w:rPr>
-              <w:t>.</w:t>
-            </w:r>
           </w:p>
         </w:tc>
       </w:tr>
       <w:tr>
-        <w:trPr>
-          <w:tblCellSpacing w:w="15" w:type="dxa"/>
-        </w:trPr>
         <w:tc>
           <w:tcPr>
-            <w:tcW w:w="0" w:type="auto"/>
-            <w:vAlign w:val="center"/>
-            <w:hideMark/>
+            <w:tcW w:w="3236" w:type="dxa"/>
           </w:tcPr>
           <w:p>
             <w:pPr>
@@ -980,20 +755,13 @@
               </w:rPr>
             </w:pPr>
             <w:r>
-              <w:rPr>
-                <w:b/>
-                <w:bCs/>
-                <w:lang w:val="en-IN"/>
-              </w:rPr>
-              <w:t>Driving License Renewal Page</w:t>
+              <w:t>License Services</w:t>
             </w:r>
           </w:p>
         </w:tc>
         <w:tc>
           <w:tcPr>
-            <w:tcW w:w="0" w:type="auto"/>
-            <w:vAlign w:val="center"/>
-            <w:hideMark/>
+            <w:tcW w:w="3237" w:type="dxa"/>
           </w:tcPr>
           <w:p>
             <w:pPr>
@@ -1005,70 +773,13 @@
               <w:rPr>
                 <w:lang w:val="en-IN"/>
               </w:rPr>
-              <w:t xml:space="preserve">Login/application access, applicant details, licence information, renewal service selection, document upload, medical certificate upload, fee payment, appointment booking, verification section, application review and </w:t>
-            </w:r>
-            <w:proofErr w:type="spellStart"/>
-            <w:proofErr w:type="gramStart"/>
-            <w:r>
-              <w:rPr>
-                <w:lang w:val="en-IN"/>
-              </w:rPr>
-              <w:t>submission,</w:t>
-            </w:r>
-            <w:r>
-              <w:rPr>
-                <w:lang w:val="en-IN"/>
-              </w:rPr>
-              <w:t>payment</w:t>
-            </w:r>
-            <w:proofErr w:type="spellEnd"/>
-            <w:proofErr w:type="gramEnd"/>
-            <w:r>
-              <w:rPr>
-                <w:lang w:val="en-IN"/>
-              </w:rPr>
-              <w:t>,</w:t>
-            </w:r>
-            <w:r>
-              <w:rPr>
-                <w:lang w:val="en-IN"/>
-              </w:rPr>
-              <w:t xml:space="preserve"> acknowledgement receipt, and status tracking</w:t>
-            </w:r>
-          </w:p>
-        </w:tc>
-      </w:tr>
-      <w:tr>
-        <w:trPr>
-          <w:tblCellSpacing w:w="15" w:type="dxa"/>
-        </w:trPr>
-        <w:tc>
-          <w:tcPr>
-            <w:tcW w:w="0" w:type="auto"/>
-            <w:vAlign w:val="center"/>
-            <w:hideMark/>
-          </w:tcPr>
-          <w:p>
-            <w:pPr>
-              <w:rPr>
-                <w:lang w:val="en-IN"/>
-              </w:rPr>
-            </w:pPr>
-            <w:r>
-              <w:rPr>
-                <w:b/>
-                <w:bCs/>
-                <w:lang w:val="en-IN"/>
-              </w:rPr>
-              <w:t>LLR (Learner’s Licence) Application Page</w:t>
+              <w:t>2520090181</w:t>
             </w:r>
           </w:p>
         </w:tc>
         <w:tc>
           <w:tcPr>
-            <w:tcW w:w="0" w:type="auto"/>
-            <w:vAlign w:val="center"/>
-            <w:hideMark/>
+            <w:tcW w:w="3237" w:type="dxa"/>
           </w:tcPr>
           <w:p>
             <w:pPr>
@@ -1076,24 +787,13 @@
                 <w:lang w:val="en-IN"/>
               </w:rPr>
             </w:pPr>
-            <w:r>
-              <w:rPr>
-                <w:lang w:val="en-IN"/>
-              </w:rPr>
-              <w:t>Applicant details, licence type selection, RTO selection, learner’s test slot booking, vehicle class selection, document upload and verification, fee payment, instructions section, and confirmation page</w:t>
-            </w:r>
           </w:p>
         </w:tc>
       </w:tr>
       <w:tr>
-        <w:trPr>
-          <w:tblCellSpacing w:w="15" w:type="dxa"/>
-        </w:trPr>
         <w:tc>
           <w:tcPr>
-            <w:tcW w:w="0" w:type="auto"/>
-            <w:vAlign w:val="center"/>
-            <w:hideMark/>
+            <w:tcW w:w="3236" w:type="dxa"/>
           </w:tcPr>
           <w:p>
             <w:pPr>
@@ -1103,19 +803,15 @@
             </w:pPr>
             <w:r>
               <w:rPr>
-                <w:b/>
-                <w:bCs/>
-                <w:lang w:val="en-IN"/>
-              </w:rPr>
-              <w:t>Application Status / Tracking Page</w:t>
+                <w:lang w:val="en-IN"/>
+              </w:rPr>
+              <w:t xml:space="preserve">Application Status / Tracking </w:t>
             </w:r>
           </w:p>
         </w:tc>
         <w:tc>
           <w:tcPr>
-            <w:tcW w:w="0" w:type="auto"/>
-            <w:vAlign w:val="center"/>
-            <w:hideMark/>
+            <w:tcW w:w="3237" w:type="dxa"/>
           </w:tcPr>
           <w:p>
             <w:pPr>
@@ -1127,42 +823,13 @@
               <w:rPr>
                 <w:lang w:val="en-IN"/>
               </w:rPr>
-              <w:t>Application progress tracker, estimated processing time, approval/rejection status, test result display, SMS/email notification simulation, and current application stage</w:t>
-            </w:r>
-          </w:p>
-        </w:tc>
-      </w:tr>
-      <w:tr>
-        <w:trPr>
-          <w:tblCellSpacing w:w="15" w:type="dxa"/>
-        </w:trPr>
-        <w:tc>
-          <w:tcPr>
-            <w:tcW w:w="0" w:type="auto"/>
-            <w:vAlign w:val="center"/>
-            <w:hideMark/>
-          </w:tcPr>
-          <w:p>
-            <w:pPr>
-              <w:rPr>
-                <w:lang w:val="en-IN"/>
-              </w:rPr>
-            </w:pPr>
-            <w:r>
-              <w:rPr>
-                <w:b/>
-                <w:bCs/>
-                <w:lang w:val="en-IN"/>
-              </w:rPr>
-              <w:t>Digital Driving License View Page</w:t>
+              <w:t>2520090181</w:t>
             </w:r>
           </w:p>
         </w:tc>
         <w:tc>
           <w:tcPr>
-            <w:tcW w:w="0" w:type="auto"/>
-            <w:vAlign w:val="center"/>
-            <w:hideMark/>
+            <w:tcW w:w="3237" w:type="dxa"/>
           </w:tcPr>
           <w:p>
             <w:pPr>
@@ -1170,24 +837,13 @@
                 <w:lang w:val="en-IN"/>
               </w:rPr>
             </w:pPr>
-            <w:r>
-              <w:rPr>
-                <w:lang w:val="en-IN"/>
-              </w:rPr>
-              <w:t>Display of digital driving licence, applicant information, licence details, validity status, issue/expiry dates, and downloadable/printable licence view</w:t>
-            </w:r>
           </w:p>
         </w:tc>
       </w:tr>
       <w:tr>
-        <w:trPr>
-          <w:tblCellSpacing w:w="15" w:type="dxa"/>
-        </w:trPr>
         <w:tc>
           <w:tcPr>
-            <w:tcW w:w="0" w:type="auto"/>
-            <w:vAlign w:val="center"/>
-            <w:hideMark/>
+            <w:tcW w:w="3236" w:type="dxa"/>
           </w:tcPr>
           <w:p>
             <w:pPr>
@@ -1197,19 +853,16 @@
             </w:pPr>
             <w:r>
               <w:rPr>
-                <w:b/>
-                <w:bCs/>
-                <w:lang w:val="en-IN"/>
-              </w:rPr>
-              <w:t>Help &amp; Support Page</w:t>
+                <w:lang w:val="en-IN"/>
+              </w:rPr>
+              <w:t xml:space="preserve">Digital Driving License View </w:t>
             </w:r>
           </w:p>
         </w:tc>
         <w:tc>
           <w:tcPr>
-            <w:tcW w:w="0" w:type="auto"/>
+            <w:tcW w:w="3237" w:type="dxa"/>
             <w:vAlign w:val="center"/>
-            <w:hideMark/>
           </w:tcPr>
           <w:p>
             <w:pPr>
@@ -1221,22 +874,71 @@
               <w:rPr>
                 <w:lang w:val="en-IN"/>
               </w:rPr>
-              <w:t>FAQ section</w:t>
+              <w:t>2520030594</w:t>
             </w:r>
-            <w:proofErr w:type="gramStart"/>
+          </w:p>
+        </w:tc>
+        <w:tc>
+          <w:tcPr>
+            <w:tcW w:w="3237" w:type="dxa"/>
+          </w:tcPr>
+          <w:p>
+            <w:pPr>
+              <w:rPr>
+                <w:lang w:val="en-IN"/>
+              </w:rPr>
+            </w:pPr>
+          </w:p>
+        </w:tc>
+      </w:tr>
+      <w:tr>
+        <w:tc>
+          <w:tcPr>
+            <w:tcW w:w="3236" w:type="dxa"/>
+          </w:tcPr>
+          <w:p>
+            <w:pPr>
+              <w:rPr>
+                <w:lang w:val="en-IN"/>
+              </w:rPr>
+            </w:pPr>
             <w:r>
               <w:rPr>
                 <w:lang w:val="en-IN"/>
               </w:rPr>
-              <w:t>, ,</w:t>
+              <w:t xml:space="preserve">Help &amp; Support </w:t>
             </w:r>
-            <w:proofErr w:type="gramEnd"/>
+          </w:p>
+        </w:tc>
+        <w:tc>
+          <w:tcPr>
+            <w:tcW w:w="3237" w:type="dxa"/>
+            <w:vAlign w:val="center"/>
+          </w:tcPr>
+          <w:p>
+            <w:pPr>
+              <w:rPr>
+                <w:lang w:val="en-IN"/>
+              </w:rPr>
+            </w:pPr>
             <w:r>
               <w:rPr>
                 <w:lang w:val="en-IN"/>
               </w:rPr>
-              <w:t xml:space="preserve"> user guidance, application instructions, and common query handling</w:t>
+              <w:t>2520090181</w:t>
             </w:r>
+          </w:p>
+        </w:tc>
+        <w:tc>
+          <w:tcPr>
+            <w:tcW w:w="3237" w:type="dxa"/>
+          </w:tcPr>
+          <w:p>
+            <w:pPr>
+              <w:rPr>
+                <w:lang w:val="en-IN"/>
+              </w:rPr>
+            </w:pPr>
           </w:p>
         </w:tc>
       </w:tr>
@@ -1251,24 +953,54 @@
     <w:p>
       <w:pPr>
         <w:rPr>
-          <w:lang w:val="en-IN"/>
-        </w:rPr>
-      </w:pPr>
-    </w:p>
-    <w:p>
-      <w:pPr>
-        <w:rPr>
-          <w:b/>
-          <w:bCs/>
-          <w:lang w:val="en-IN"/>
-        </w:rPr>
-      </w:pPr>
-      <w:r>
-        <w:rPr>
-          <w:b/>
-          <w:bCs/>
-          <w:lang w:val="en-IN"/>
-        </w:rPr>
+          <w:b/>
+          <w:bCs/>
+          <w:lang w:val="en-IN"/>
+        </w:rPr>
+      </w:pPr>
+    </w:p>
+    <w:p>
+      <w:pPr>
+        <w:rPr>
+          <w:b/>
+          <w:bCs/>
+          <w:lang w:val="en-IN"/>
+        </w:rPr>
+      </w:pPr>
+    </w:p>
+    <w:p>
+      <w:pPr>
+        <w:rPr>
+          <w:b/>
+          <w:bCs/>
+          <w:lang w:val="en-IN"/>
+        </w:rPr>
+      </w:pPr>
+    </w:p>
+    <w:p>
+      <w:pPr>
+        <w:rPr>
+          <w:b/>
+          <w:bCs/>
+          <w:lang w:val="en-IN"/>
+        </w:rPr>
+      </w:pPr>
+    </w:p>
+    <w:p>
+      <w:pPr>
+        <w:rPr>
+          <w:b/>
+          <w:bCs/>
+          <w:lang w:val="en-IN"/>
+        </w:rPr>
+      </w:pPr>
+      <w:r>
+        <w:rPr>
+          <w:b/>
+          <w:bCs/>
+          <w:lang w:val="en-IN"/>
+        </w:rPr>
+        <w:lastRenderedPageBreak/>
         <w:t>3</w:t>
       </w:r>
       <w:r>
@@ -1363,117 +1095,19 @@
         <w:rPr>
           <w:b/>
           <w:bCs/>
-          <w:lang w:val="en-IN"/>
-        </w:rPr>
-      </w:pPr>
-      <w:r>
-        <w:rPr>
-          <w:b/>
-          <w:bCs/>
-          <w:lang w:val="en-IN"/>
-        </w:rPr>
-        <w:t>Driving License Application Page</w:t>
-      </w:r>
-    </w:p>
-    <w:p>
-      <w:pPr>
-        <w:rPr>
-          <w:lang w:val="en-IN"/>
-        </w:rPr>
-      </w:pPr>
-      <w:r>
-        <w:rPr>
-          <w:lang w:val="en-IN"/>
-        </w:rPr>
-        <w:t>The Driving License Application Page allows users to apply for a permanent driving license through a structured online process. Users can enter personal details, select licence categories, choose the RTO, upload required documents, and complete the application process. The module also includes eligibility checking and instructions to guide users during the application.</w:t>
-      </w:r>
-    </w:p>
-    <w:p>
-      <w:pPr>
-        <w:rPr>
-          <w:lang w:val="en-IN"/>
-        </w:rPr>
-      </w:pPr>
-    </w:p>
-    <w:p>
-      <w:pPr>
-        <w:rPr>
-          <w:lang w:val="en-IN"/>
-        </w:rPr>
-      </w:pPr>
-    </w:p>
-    <w:p>
-      <w:pPr>
-        <w:rPr>
-          <w:b/>
-          <w:bCs/>
-          <w:lang w:val="en-IN"/>
-        </w:rPr>
-      </w:pPr>
-      <w:r>
-        <w:rPr>
-          <w:b/>
-          <w:bCs/>
-          <w:lang w:val="en-IN"/>
-        </w:rPr>
-        <w:t>Driving License Renewal Page</w:t>
-      </w:r>
-    </w:p>
-    <w:p>
-      <w:pPr>
-        <w:rPr>
-          <w:lang w:val="en-IN"/>
-        </w:rPr>
-      </w:pPr>
-      <w:r>
-        <w:rPr>
-          <w:lang w:val="en-IN"/>
-        </w:rPr>
-        <w:t>The Driving License Renewal Page enables users to renew an existing driving license through an online interface. It includes sections for licence verification, renewal service selection, document uploads, medical certificate submission, and application review. The module simplifies the renewal process and allows users to track the status of their renewal request.</w:t>
-      </w:r>
-    </w:p>
-    <w:p>
-      <w:pPr>
-        <w:rPr>
-          <w:lang w:val="en-IN"/>
-        </w:rPr>
-      </w:pPr>
-    </w:p>
-    <w:p>
-      <w:pPr>
-        <w:rPr>
-          <w:b/>
-          <w:bCs/>
-          <w:lang w:val="en-IN"/>
-        </w:rPr>
-      </w:pPr>
-      <w:r>
-        <w:rPr>
-          <w:b/>
-          <w:bCs/>
-          <w:lang w:val="en-IN"/>
-        </w:rPr>
-        <w:t>LLR (Learner’s Licence) Application Page</w:t>
-      </w:r>
-    </w:p>
-    <w:p>
-      <w:pPr>
-        <w:rPr>
-          <w:lang w:val="en-IN"/>
-        </w:rPr>
-      </w:pPr>
-      <w:r>
-        <w:rPr>
-          <w:lang w:val="en-IN"/>
-        </w:rPr>
-        <w:t xml:space="preserve">The LLR Application Page is used for applying for a learner’s licence. Users can enter applicant details, select </w:t>
-      </w:r>
-      <w:r>
-        <w:rPr>
-          <w:lang w:val="en-IN"/>
-        </w:rPr>
-        <w:lastRenderedPageBreak/>
-        <w:t>vehicle categories, upload documents, and book a learner’s test slot. The page also provides instructions and eligibility checking to help first-time applicants understand the process clearly.</w:t>
+        </w:rPr>
+      </w:pPr>
+      <w:r>
+        <w:rPr>
+          <w:b/>
+          <w:bCs/>
+        </w:rPr>
+        <w:t>License Services Module</w:t>
+      </w:r>
+    </w:p>
+    <w:p>
+      <w:r>
+        <w:t>The License Services Module manages major driving license services such as LLR application, driving license application, and license renewal. It allows users to enter details, upload documents, book slots, and complete the application process through a simple and user-friendly interface.</w:t>
       </w:r>
     </w:p>
     <w:p>
@@ -1510,21 +1144,7 @@
         <w:rPr>
           <w:lang w:val="en-IN"/>
         </w:rPr>
-        <w:t xml:space="preserve">The Application Status and Tracking Page </w:t>
-      </w:r>
-      <w:proofErr w:type="gramStart"/>
-      <w:r>
-        <w:rPr>
-          <w:lang w:val="en-IN"/>
-        </w:rPr>
-        <w:t>allows</w:t>
-      </w:r>
-      <w:proofErr w:type="gramEnd"/>
-      <w:r>
-        <w:rPr>
-          <w:lang w:val="en-IN"/>
-        </w:rPr>
-        <w:t xml:space="preserve"> users to monitor the progress of their application after submission. It displays the current stage of processing, estimated processing time, approval or rejection status, and notifications related to the application. The visual progress tracker improves transparency and helps users stay informed throughout the process.</w:t>
+        <w:t>The Application Status and Tracking Page allow users to monitor the progress of their application after submission. It displays the current stage of processing, estimated processing time, approval or rejection status, and notifications related to the application. The visual progress tracker improves transparency and helps users stay informed throughout the process.</w:t>
       </w:r>
     </w:p>
     <w:p>
@@ -1598,21 +1218,7 @@
         <w:rPr>
           <w:lang w:val="en-IN"/>
         </w:rPr>
-        <w:t xml:space="preserve">The Help and Support Page </w:t>
-      </w:r>
-      <w:proofErr w:type="gramStart"/>
-      <w:r>
-        <w:rPr>
-          <w:lang w:val="en-IN"/>
-        </w:rPr>
-        <w:t>provides</w:t>
-      </w:r>
-      <w:proofErr w:type="gramEnd"/>
-      <w:r>
-        <w:rPr>
-          <w:lang w:val="en-IN"/>
-        </w:rPr>
-        <w:t xml:space="preserve"> assistance to users regarding the application process and portal usage. It includes frequently asked questions, chatbot support, and guidance for common issues such as document uploads, slot booking, and status tracking. The module improves accessibility and makes the portal easier to use for first-time applicants.</w:t>
+        <w:t>The Help and Support Page provide assistance to users regarding the application process and portal usage. It includes frequently asked questions, and guidance for common issues such as document uploads, slot booking, and status tracking. The module improves accessibility and makes the portal easier to use for first-time applicants.</w:t>
       </w:r>
     </w:p>
     <w:p>
